--- a/resumes/prime-usc-2023.docx
+++ b/resumes/prime-usc-2023.docx
@@ -252,7 +252,7 @@
           <w:i/>
           <w:color w:val="5B6578"/>
         </w:rPr>
-        <w:t>Exemple : 6 nuits sur 11 planifiées, temps de travail à 80 % → (130 € ÷ 80 %) = 104 € bruts.</w:t>
+        <w:t>Exemple : 6 nuits sur 11 planifiées, temps de travail à 80 % → (130 € × 80 %) = 104 € bruts.</w:t>
       </w:r>
     </w:p>
     <w:p>
@@ -327,21 +327,7 @@
           <w:b w:val="0"/>
           <w:i w:val="0"/>
         </w:rPr>
-        <w:t xml:space="preserve"> — signé </w:t>
-      </w:r>
-      <w:r>
-        <w:rPr>
-          <w:b/>
-          <w:i w:val="0"/>
-        </w:rPr>
-        <w:t>par délégation de pouvoir de Miguel Boisseau</w:t>
-      </w:r>
-      <w:r>
-        <w:rPr>
-          <w:b w:val="0"/>
-          <w:i w:val="0"/>
-        </w:rPr>
-        <w:t xml:space="preserve"> (pas David Di Peri), </w:t>
+        <w:t xml:space="preserve"> (par délégation de pouvoir), </w:t>
       </w:r>
       <w:r>
         <w:rPr>
@@ -355,14 +341,16 @@
           <w:b w:val="0"/>
           <w:i w:val="0"/>
         </w:rPr>
-        <w:t xml:space="preserve"> (Maxime Brémaud). </w:t>
+        <w:t xml:space="preserve"> (Maxime Brémaud).</w:t>
       </w:r>
+    </w:p>
+    <w:p>
       <w:r>
         <w:rPr>
-          <w:b/>
+          <w:b w:val="0"/>
           <w:i w:val="0"/>
         </w:rPr>
-        <w:t>Sud Santé-Sociaux (Julien Rosan) n'a pas signé.</w:t>
+        <w:t>Un avenant du 26 avril 2024 complète cet accord.</w:t>
       </w:r>
     </w:p>
     <w:p>
@@ -371,14 +359,79 @@
           <w:b/>
           <w:i w:val="0"/>
         </w:rPr>
-        <w:t>⚠ À noter</w:t>
+        <w:t>Suivi de l'accord</w:t>
       </w:r>
+    </w:p>
+    <w:p>
+      <w:pPr>
+        <w:pStyle w:val="ListBullet"/>
+      </w:pPr>
       <w:r>
         <w:rPr>
           <w:b w:val="0"/>
           <w:i w:val="0"/>
         </w:rPr>
-        <w:t xml:space="preserve"> : un avenant à cet accord existe en PDF signé (26/04/2024) mais aucune version Word/Markdown n'a encore été retrouvée — son contenu n'est donc pas repris ici.</w:t>
+        <w:t xml:space="preserve">Durée : accord à durée indéterminée, à effet rétroactif au 1er janvier 2023 </w:t>
+      </w:r>
+      <w:r>
+        <w:rPr>
+          <w:b w:val="0"/>
+          <w:i/>
+          <w:color w:val="5B6578"/>
+        </w:rPr>
+        <w:t>(Art. 4.1)</w:t>
+      </w:r>
+    </w:p>
+    <w:p>
+      <w:pPr>
+        <w:pStyle w:val="ListBullet"/>
+      </w:pPr>
+      <w:r>
+        <w:rPr>
+          <w:b w:val="0"/>
+          <w:i w:val="0"/>
+        </w:rPr>
+        <w:t xml:space="preserve">Révision : procédure légale classique — demande écrite d'une organisation syndicale représentative, puis convocation par la Direction dans un délai de 2 mois </w:t>
+      </w:r>
+      <w:r>
+        <w:rPr>
+          <w:b w:val="0"/>
+          <w:i/>
+          <w:color w:val="5B6578"/>
+        </w:rPr>
+        <w:t>(Art. 4.2)</w:t>
+      </w:r>
+    </w:p>
+    <w:p>
+      <w:pPr>
+        <w:pStyle w:val="ListBullet"/>
+      </w:pPr>
+      <w:r>
+        <w:rPr>
+          <w:b w:val="0"/>
+          <w:i w:val="0"/>
+        </w:rPr>
+        <w:t xml:space="preserve">Dénonciation : possible à tout moment par lettre recommandée avec accusé de réception ; l'application cesse en principe au dernier jour des mandats CSE ; l'accord est indivisible, sans dénonciation partielle possible </w:t>
+      </w:r>
+      <w:r>
+        <w:rPr>
+          <w:b w:val="0"/>
+          <w:i/>
+          <w:color w:val="5B6578"/>
+        </w:rPr>
+        <w:t>(Art. 4.3)</w:t>
+      </w:r>
+    </w:p>
+    <w:p>
+      <w:pPr>
+        <w:pStyle w:val="ListBullet"/>
+      </w:pPr>
+      <w:r>
+        <w:rPr>
+          <w:b w:val="0"/>
+          <w:i w:val="0"/>
+        </w:rPr>
+        <w:t>Aucune commission de suivi, bilan annuel ou indicateur de suivi spécifique n'est prévu par cet accord.</w:t>
       </w:r>
     </w:p>
     <w:p>
@@ -414,6 +467,32 @@
           <w:color w:val="5B6578"/>
         </w:rPr>
         <w:t xml:space="preserve"> (01/12/2023).</w:t>
+      </w:r>
+    </w:p>
+    <w:p>
+      <w:r>
+        <w:rPr>
+          <w:b w:val="0"/>
+          <w:i/>
+          <w:color w:val="5B6578"/>
+        </w:rPr>
+        <w:t xml:space="preserve">Les références entre parenthèses renvoient aux articles de l'accord. Seul le texte intégral fait référence : </w:t>
+      </w:r>
+      <w:r>
+        <w:rPr>
+          <w:b w:val="0"/>
+          <w:i/>
+          <w:color w:val="5B6578"/>
+        </w:rPr>
+        <w:t>accord complet (PDF)</w:t>
+      </w:r>
+      <w:r>
+        <w:rPr>
+          <w:b w:val="0"/>
+          <w:i/>
+          <w:color w:val="5B6578"/>
+        </w:rPr>
+        <w:t>.</w:t>
       </w:r>
     </w:p>
     <w:sectPr>

--- a/resumes/prime-usc-2023.docx
+++ b/resumes/prime-usc-2023.docx
@@ -23,39 +23,6 @@
           <w:i w:val="0"/>
         </w:rPr>
         <w:t>Prime USC (exercice en soins critiques)</w:t>
-      </w:r>
-    </w:p>
-    <w:p>
-      <w:r>
-        <w:rPr>
-          <w:b/>
-          <w:i w:val="0"/>
-        </w:rPr>
-        <w:t>Le contexte en bref</w:t>
-      </w:r>
-      <w:r>
-        <w:rPr>
-          <w:b w:val="0"/>
-          <w:i w:val="0"/>
-        </w:rPr>
-        <w:t xml:space="preserve"> </w:t>
-      </w:r>
-      <w:r>
-        <w:rPr>
-          <w:b w:val="0"/>
-          <w:i/>
-          <w:color w:val="5B6578"/>
-        </w:rPr>
-        <w:t>(Préambule)</w:t>
-      </w:r>
-    </w:p>
-    <w:p>
-      <w:r>
-        <w:rPr>
-          <w:b w:val="0"/>
-          <w:i w:val="0"/>
-        </w:rPr>
-        <w:t>Cette prime existe d'abord dans la fonction publique hospitalière (décret 2022-19), puis Unicancer l'a transposée aux CLCC. À l'ICO, elle a d'abord été mise en place par décision unilatérale (DUE) au 1er janvier 2023, avant qu'un accord de branche du 7 mars 2023 (Unicancer) ne rende cette DUE caduque — d'où la négociation de cet accord local.</w:t>
       </w:r>
     </w:p>
     <w:p>
@@ -210,7 +177,22 @@
           <w:b/>
           <w:i w:val="0"/>
         </w:rPr>
-        <w:t>Si vous êtes soignant de nuit à Saint-Herblain</w:t>
+        <w:t>Calcul de base pour un soignant de nuit à Saint-Herblain</w:t>
+      </w:r>
+      <w:r>
+        <w:rPr>
+          <w:b w:val="0"/>
+          <w:i w:val="0"/>
+        </w:rPr>
+        <w:t xml:space="preserve"> </w:t>
+      </w:r>
+      <w:r>
+        <w:rPr>
+          <w:b w:val="0"/>
+          <w:i/>
+          <w:color w:val="5B6578"/>
+        </w:rPr>
+        <w:t>(Art. 3.2)</w:t>
       </w:r>
       <w:r>
         <w:rPr>
@@ -227,6 +209,13 @@
         </w:rPr>
         <w:t>Exemple : 5 nuits → 59,09 € bruts.</w:t>
       </w:r>
+      <w:r>
+        <w:rPr>
+          <w:b w:val="0"/>
+          <w:i w:val="0"/>
+        </w:rPr>
+        <w:t xml:space="preserve"> Pour les IDE et AS de nuit de Saint-Herblain, la règle particulière ci-dessous s'applique.</w:t>
+      </w:r>
     </w:p>
     <w:p>
       <w:pPr>
@@ -237,14 +226,14 @@
           <w:b/>
           <w:i w:val="0"/>
         </w:rPr>
-        <w:t>Si vous êtes IDE de nuit à Saint-Herblain (cas particulier)</w:t>
+        <w:t>Si vous êtes IDE ou AS de nuit à Saint-Herblain</w:t>
       </w:r>
       <w:r>
         <w:rPr>
           <w:b w:val="0"/>
           <w:i w:val="0"/>
         </w:rPr>
-        <w:t xml:space="preserve"> : vous êtes éligible dès que 50 % ou plus de vos nuits du mois sont consacrées à l'USC ; montant proraté à votre temps de travail contractuel. </w:t>
+        <w:t xml:space="preserve"> </w:t>
       </w:r>
       <w:r>
         <w:rPr>
@@ -252,7 +241,63 @@
           <w:i/>
           <w:color w:val="5B6578"/>
         </w:rPr>
-        <w:t>Exemple : 6 nuits sur 11 planifiées, temps de travail à 80 % → (130 € × 80 %) = 104 € bruts.</w:t>
+        <w:t>(Art. 3.3 ; avenant du 26/04/2024, Art. 1)</w:t>
+      </w:r>
+      <w:r>
+        <w:rPr>
+          <w:b w:val="0"/>
+          <w:i w:val="0"/>
+        </w:rPr>
+        <w:t xml:space="preserve"> : vous êtes éligible dès que 50 % ou plus de vos nuits du mois sont consacrées à l'USC (les nuits à l'USC sont tracées sur le planning et portées dans Chronos) ; montant de 130 € bruts proratés à votre temps de travail contractuel. </w:t>
+      </w:r>
+      <w:r>
+        <w:rPr>
+          <w:b w:val="0"/>
+          <w:i/>
+          <w:color w:val="5B6578"/>
+        </w:rPr>
+        <w:t>Exemple : 6 nuits sur 11 planifiées, temps de travail à 80 % → 104 € bruts.</w:t>
+      </w:r>
+      <w:r>
+        <w:rPr>
+          <w:b w:val="0"/>
+          <w:i w:val="0"/>
+        </w:rPr>
+        <w:t xml:space="preserve"> Pour les AS, cette règle s'applique à partir du 1er jour du mois suivant la signature de l'avenant.</w:t>
+      </w:r>
+    </w:p>
+    <w:p>
+      <w:pPr>
+        <w:pStyle w:val="ListBullet"/>
+      </w:pPr>
+      <w:r>
+        <w:rPr>
+          <w:b/>
+          <w:i w:val="0"/>
+        </w:rPr>
+        <w:t>Quand le bâtiment Ambicion ou l'USIP ouvre à Saint-Herblain</w:t>
+      </w:r>
+      <w:r>
+        <w:rPr>
+          <w:b w:val="0"/>
+          <w:i w:val="0"/>
+        </w:rPr>
+        <w:t xml:space="preserve"> </w:t>
+      </w:r>
+      <w:r>
+        <w:rPr>
+          <w:b w:val="0"/>
+          <w:i/>
+          <w:color w:val="5B6578"/>
+        </w:rPr>
+        <w:t>(avenant du 26/04/2024, Art. 2)</w:t>
+      </w:r>
+      <w:r>
+        <w:rPr>
+          <w:b w:val="0"/>
+          <w:i w:val="0"/>
+        </w:rPr>
+        <w:t xml:space="preserve"> : dès le premier de ces deux événements, la prime des IDE et AS de nuit se calcule de la même manière que pour leurs collègues de jour du site de Saint-Herblain ou leurs collègues d'Angers, à partir du 1er jour du mois suivant l'événement.</w:t>
       </w:r>
     </w:p>
     <w:p>
@@ -345,12 +390,71 @@
       </w:r>
     </w:p>
     <w:p>
+      <w:pPr>
+        <w:pStyle w:val="ListBullet"/>
+      </w:pPr>
       <w:r>
         <w:rPr>
           <w:b w:val="0"/>
           <w:i w:val="0"/>
         </w:rPr>
-        <w:t>Un avenant du 26 avril 2024 complète cet accord.</w:t>
+        <w:t xml:space="preserve">Avenant signé le </w:t>
+      </w:r>
+      <w:r>
+        <w:rPr>
+          <w:b/>
+          <w:i w:val="0"/>
+        </w:rPr>
+        <w:t>26 avril 2024</w:t>
+      </w:r>
+      <w:r>
+        <w:rPr>
+          <w:b w:val="0"/>
+          <w:i w:val="0"/>
+        </w:rPr>
+        <w:t xml:space="preserve"> par l'ICO (Mario Campone, DG), la </w:t>
+      </w:r>
+      <w:r>
+        <w:rPr>
+          <w:b/>
+          <w:i w:val="0"/>
+        </w:rPr>
+        <w:t>CGT-FO</w:t>
+      </w:r>
+      <w:r>
+        <w:rPr>
+          <w:b w:val="0"/>
+          <w:i w:val="0"/>
+        </w:rPr>
+        <w:t xml:space="preserve"> (David Di Peri), </w:t>
+      </w:r>
+      <w:r>
+        <w:rPr>
+          <w:b/>
+          <w:i w:val="0"/>
+        </w:rPr>
+        <w:t>Sud Santé-Sociaux</w:t>
+      </w:r>
+      <w:r>
+        <w:rPr>
+          <w:b w:val="0"/>
+          <w:i w:val="0"/>
+        </w:rPr>
+        <w:t xml:space="preserve"> (Julien Rosan) et la </w:t>
+      </w:r>
+      <w:r>
+        <w:rPr>
+          <w:b/>
+          <w:i w:val="0"/>
+        </w:rPr>
+        <w:t>CFE-CGC</w:t>
+      </w:r>
+      <w:r>
+        <w:rPr>
+          <w:b w:val="0"/>
+          <w:i w:val="0"/>
+        </w:rPr>
+        <w:t xml:space="preserve"> (Maxime Brémaud).</w:t>
       </w:r>
     </w:p>
     <w:p>
@@ -450,23 +554,7 @@
           <w:i/>
           <w:color w:val="5B6578"/>
         </w:rPr>
-        <w:t xml:space="preserve">Source : </w:t>
-      </w:r>
-      <w:r>
-        <w:rPr>
-          <w:b w:val="0"/>
-          <w:i/>
-          <w:color w:val="5B6578"/>
-        </w:rPr>
-        <w:t>Accord prime USC signe.md</w:t>
-      </w:r>
-      <w:r>
-        <w:rPr>
-          <w:b w:val="0"/>
-          <w:i/>
-          <w:color w:val="5B6578"/>
-        </w:rPr>
-        <w:t xml:space="preserve"> (01/12/2023).</w:t>
+        <w:t>Source : accord du 1er décembre 2023 et avenant du 26 avril 2024.</w:t>
       </w:r>
     </w:p>
     <w:p>
@@ -485,6 +573,22 @@
           <w:color w:val="5B6578"/>
         </w:rPr>
         <w:t>accord complet (PDF)</w:t>
+      </w:r>
+      <w:r>
+        <w:rPr>
+          <w:b w:val="0"/>
+          <w:i/>
+          <w:color w:val="5B6578"/>
+        </w:rPr>
+        <w:t xml:space="preserve"> et </w:t>
+      </w:r>
+      <w:r>
+        <w:rPr>
+          <w:b w:val="0"/>
+          <w:i/>
+          <w:color w:val="5B6578"/>
+        </w:rPr>
+        <w:t>avenant du 26/04/2024 (PDF)</w:t>
       </w:r>
       <w:r>
         <w:rPr>
